--- a/database_migrations/version_1/sales_schemas.docx
+++ b/database_migrations/version_1/sales_schemas.docx
@@ -35,570 +35,248 @@
           <w:sz w:val="16"/>
           <w:szCs w:val="16"/>
         </w:rPr>
-        <w:t xml:space="preserve">-- CREATE TYPE </w:t>
-      </w:r>
-      <w:proofErr w:type="spellStart"/>
-      <w:r>
-        <w:rPr>
-          <w:sz w:val="16"/>
-          <w:szCs w:val="16"/>
-        </w:rPr>
-        <w:t>sales_category</w:t>
-      </w:r>
-      <w:proofErr w:type="spellEnd"/>
-      <w:r>
-        <w:rPr>
-          <w:sz w:val="16"/>
-          <w:szCs w:val="16"/>
-        </w:rPr>
-        <w:t xml:space="preserve"> AS ENUM ('account', 'cod', 'vendor');</w:t>
-      </w:r>
-    </w:p>
-    <w:p>
-      <w:pPr>
-        <w:tabs>
-          <w:tab w:val="left" w:pos="1130"/>
-        </w:tabs>
-        <w:rPr>
-          <w:sz w:val="16"/>
-          <w:szCs w:val="16"/>
-        </w:rPr>
-      </w:pPr>
-      <w:r>
-        <w:rPr>
-          <w:sz w:val="16"/>
-          <w:szCs w:val="16"/>
-        </w:rPr>
-        <w:t xml:space="preserve">-- CREATE TYPE </w:t>
-      </w:r>
-      <w:proofErr w:type="spellStart"/>
-      <w:r>
-        <w:rPr>
-          <w:sz w:val="16"/>
-          <w:szCs w:val="16"/>
-        </w:rPr>
-        <w:t>sales_status</w:t>
-      </w:r>
-      <w:proofErr w:type="spellEnd"/>
-      <w:r>
-        <w:rPr>
-          <w:sz w:val="16"/>
-          <w:szCs w:val="16"/>
-        </w:rPr>
-        <w:t xml:space="preserve"> AS ENUM ('pending', 'paid', 'deleted');</w:t>
-      </w:r>
-    </w:p>
-    <w:p>
-      <w:pPr>
-        <w:tabs>
-          <w:tab w:val="left" w:pos="1130"/>
-        </w:tabs>
-        <w:rPr>
-          <w:sz w:val="16"/>
-          <w:szCs w:val="16"/>
-        </w:rPr>
-      </w:pPr>
-    </w:p>
-    <w:p>
-      <w:pPr>
-        <w:tabs>
-          <w:tab w:val="left" w:pos="1130"/>
-        </w:tabs>
-        <w:rPr>
-          <w:sz w:val="16"/>
-          <w:szCs w:val="16"/>
-        </w:rPr>
-      </w:pPr>
-      <w:r>
-        <w:rPr>
-          <w:sz w:val="16"/>
-          <w:szCs w:val="16"/>
-        </w:rPr>
-        <w:t>-- CREATE TABLE Sales (</w:t>
-      </w:r>
-    </w:p>
-    <w:p>
-      <w:pPr>
-        <w:tabs>
-          <w:tab w:val="left" w:pos="1130"/>
-        </w:tabs>
-        <w:rPr>
-          <w:sz w:val="16"/>
-          <w:szCs w:val="16"/>
-        </w:rPr>
-      </w:pPr>
-      <w:r>
-        <w:rPr>
-          <w:sz w:val="16"/>
-          <w:szCs w:val="16"/>
-        </w:rPr>
-        <w:t xml:space="preserve">--     </w:t>
-      </w:r>
-      <w:proofErr w:type="spellStart"/>
-      <w:r>
-        <w:rPr>
-          <w:sz w:val="16"/>
-          <w:szCs w:val="16"/>
-        </w:rPr>
-        <w:t>sales_id</w:t>
-      </w:r>
-      <w:proofErr w:type="spellEnd"/>
-      <w:r>
-        <w:rPr>
-          <w:sz w:val="16"/>
-          <w:szCs w:val="16"/>
-        </w:rPr>
-        <w:t xml:space="preserve"> INT PRIMARY KEY GENERATED ALWAYS AS IDENTITY,</w:t>
-      </w:r>
-    </w:p>
-    <w:p>
-      <w:pPr>
-        <w:tabs>
-          <w:tab w:val="left" w:pos="1130"/>
-        </w:tabs>
-        <w:rPr>
-          <w:sz w:val="16"/>
-          <w:szCs w:val="16"/>
-        </w:rPr>
-      </w:pPr>
-      <w:r>
-        <w:rPr>
-          <w:sz w:val="16"/>
-          <w:szCs w:val="16"/>
-        </w:rPr>
-        <w:t xml:space="preserve">--     </w:t>
-      </w:r>
-      <w:proofErr w:type="spellStart"/>
-      <w:r>
-        <w:rPr>
-          <w:sz w:val="16"/>
-          <w:szCs w:val="16"/>
-        </w:rPr>
-        <w:t>consumer_name</w:t>
-      </w:r>
-      <w:proofErr w:type="spellEnd"/>
-      <w:r>
-        <w:rPr>
-          <w:sz w:val="16"/>
-          <w:szCs w:val="16"/>
-        </w:rPr>
-        <w:t xml:space="preserve"> </w:t>
-      </w:r>
-      <w:proofErr w:type="gramStart"/>
-      <w:r>
-        <w:rPr>
-          <w:sz w:val="16"/>
-          <w:szCs w:val="16"/>
-        </w:rPr>
-        <w:t>VARCHAR(</w:t>
-      </w:r>
-      <w:proofErr w:type="gramEnd"/>
-      <w:r>
-        <w:rPr>
-          <w:sz w:val="16"/>
-          <w:szCs w:val="16"/>
-        </w:rPr>
-        <w:t>100) DEFAULT 'tulip',</w:t>
-      </w:r>
-    </w:p>
-    <w:p>
-      <w:pPr>
-        <w:tabs>
-          <w:tab w:val="left" w:pos="1130"/>
-        </w:tabs>
-        <w:rPr>
-          <w:sz w:val="16"/>
-          <w:szCs w:val="16"/>
-        </w:rPr>
-      </w:pPr>
-      <w:r>
-        <w:rPr>
-          <w:sz w:val="16"/>
-          <w:szCs w:val="16"/>
-        </w:rPr>
-        <w:t xml:space="preserve">--     </w:t>
-      </w:r>
-      <w:proofErr w:type="spellStart"/>
-      <w:r>
-        <w:rPr>
-          <w:sz w:val="16"/>
-          <w:szCs w:val="16"/>
-        </w:rPr>
-        <w:t>cust_id</w:t>
-      </w:r>
-      <w:proofErr w:type="spellEnd"/>
-      <w:r>
-        <w:rPr>
-          <w:sz w:val="16"/>
-          <w:szCs w:val="16"/>
-        </w:rPr>
-        <w:t xml:space="preserve"> INT REFERENCES Customers(</w:t>
-      </w:r>
-      <w:proofErr w:type="spellStart"/>
-      <w:r>
-        <w:rPr>
-          <w:sz w:val="16"/>
-          <w:szCs w:val="16"/>
-        </w:rPr>
-        <w:t>cust_id</w:t>
-      </w:r>
-      <w:proofErr w:type="spellEnd"/>
-      <w:r>
-        <w:rPr>
-          <w:sz w:val="16"/>
-          <w:szCs w:val="16"/>
-        </w:rPr>
-        <w:t>),</w:t>
-      </w:r>
-    </w:p>
-    <w:p>
-      <w:pPr>
-        <w:tabs>
-          <w:tab w:val="left" w:pos="1130"/>
-        </w:tabs>
-        <w:rPr>
-          <w:sz w:val="16"/>
-          <w:szCs w:val="16"/>
-        </w:rPr>
-      </w:pPr>
-      <w:r>
-        <w:rPr>
-          <w:sz w:val="16"/>
-          <w:szCs w:val="16"/>
-        </w:rPr>
-        <w:t xml:space="preserve">--     </w:t>
-      </w:r>
-      <w:proofErr w:type="spellStart"/>
-      <w:r>
-        <w:rPr>
-          <w:sz w:val="16"/>
-          <w:szCs w:val="16"/>
-        </w:rPr>
-        <w:t>sales_type</w:t>
-      </w:r>
-      <w:proofErr w:type="spellEnd"/>
-      <w:r>
-        <w:rPr>
-          <w:sz w:val="16"/>
-          <w:szCs w:val="16"/>
-        </w:rPr>
-        <w:t xml:space="preserve"> </w:t>
-      </w:r>
-      <w:proofErr w:type="spellStart"/>
-      <w:r>
-        <w:rPr>
-          <w:sz w:val="16"/>
-          <w:szCs w:val="16"/>
-        </w:rPr>
-        <w:t>sales_category</w:t>
-      </w:r>
-      <w:proofErr w:type="spellEnd"/>
-      <w:r>
-        <w:rPr>
-          <w:sz w:val="16"/>
-          <w:szCs w:val="16"/>
-        </w:rPr>
-        <w:t xml:space="preserve"> not null,</w:t>
-      </w:r>
-    </w:p>
-    <w:p>
-      <w:pPr>
-        <w:tabs>
-          <w:tab w:val="left" w:pos="1130"/>
-        </w:tabs>
-        <w:rPr>
-          <w:sz w:val="16"/>
-          <w:szCs w:val="16"/>
-        </w:rPr>
-      </w:pPr>
-      <w:r>
-        <w:rPr>
-          <w:sz w:val="16"/>
-          <w:szCs w:val="16"/>
-        </w:rPr>
-        <w:t xml:space="preserve">--     </w:t>
-      </w:r>
-      <w:proofErr w:type="spellStart"/>
-      <w:r>
-        <w:rPr>
-          <w:sz w:val="16"/>
-          <w:szCs w:val="16"/>
-        </w:rPr>
-        <w:t>litres</w:t>
-      </w:r>
-      <w:proofErr w:type="spellEnd"/>
-      <w:r>
-        <w:rPr>
-          <w:sz w:val="16"/>
-          <w:szCs w:val="16"/>
-        </w:rPr>
-        <w:t xml:space="preserve"> INT not null DEFAULT 0 check (</w:t>
-      </w:r>
-      <w:proofErr w:type="spellStart"/>
-      <w:r>
-        <w:rPr>
-          <w:sz w:val="16"/>
-          <w:szCs w:val="16"/>
-        </w:rPr>
-        <w:t>litres</w:t>
-      </w:r>
-      <w:proofErr w:type="spellEnd"/>
-      <w:r>
-        <w:rPr>
-          <w:sz w:val="16"/>
-          <w:szCs w:val="16"/>
-        </w:rPr>
-        <w:t xml:space="preserve"> &gt;= </w:t>
-      </w:r>
-      <w:proofErr w:type="gramStart"/>
-      <w:r>
-        <w:rPr>
-          <w:sz w:val="16"/>
-          <w:szCs w:val="16"/>
-        </w:rPr>
-        <w:t>0 )</w:t>
-      </w:r>
-      <w:proofErr w:type="gramEnd"/>
-      <w:r>
-        <w:rPr>
-          <w:sz w:val="16"/>
-          <w:szCs w:val="16"/>
-        </w:rPr>
-        <w:t>,</w:t>
-      </w:r>
-    </w:p>
-    <w:p>
-      <w:pPr>
-        <w:tabs>
-          <w:tab w:val="left" w:pos="1130"/>
-        </w:tabs>
-        <w:rPr>
-          <w:sz w:val="16"/>
-          <w:szCs w:val="16"/>
-        </w:rPr>
-      </w:pPr>
-      <w:r>
-        <w:rPr>
-          <w:sz w:val="16"/>
-          <w:szCs w:val="16"/>
-        </w:rPr>
-        <w:t xml:space="preserve">--     bottles INT not </w:t>
-      </w:r>
-      <w:proofErr w:type="gramStart"/>
-      <w:r>
-        <w:rPr>
-          <w:sz w:val="16"/>
-          <w:szCs w:val="16"/>
-        </w:rPr>
-        <w:t>null  DEFAULT</w:t>
-      </w:r>
-      <w:proofErr w:type="gramEnd"/>
-      <w:r>
-        <w:rPr>
-          <w:sz w:val="16"/>
-          <w:szCs w:val="16"/>
-        </w:rPr>
-        <w:t xml:space="preserve"> 0 check (bottles &gt;= </w:t>
-      </w:r>
-      <w:proofErr w:type="gramStart"/>
-      <w:r>
-        <w:rPr>
-          <w:sz w:val="16"/>
-          <w:szCs w:val="16"/>
-        </w:rPr>
-        <w:t>0 )</w:t>
-      </w:r>
-      <w:proofErr w:type="gramEnd"/>
-      <w:r>
-        <w:rPr>
-          <w:sz w:val="16"/>
-          <w:szCs w:val="16"/>
-        </w:rPr>
-        <w:t>,</w:t>
-      </w:r>
-    </w:p>
-    <w:p>
-      <w:pPr>
-        <w:tabs>
-          <w:tab w:val="left" w:pos="1130"/>
-        </w:tabs>
-        <w:rPr>
-          <w:sz w:val="16"/>
-          <w:szCs w:val="16"/>
-        </w:rPr>
-      </w:pPr>
-      <w:r>
-        <w:rPr>
-          <w:sz w:val="16"/>
-          <w:szCs w:val="16"/>
-        </w:rPr>
-        <w:t xml:space="preserve">--     price INT not </w:t>
-      </w:r>
-      <w:proofErr w:type="gramStart"/>
-      <w:r>
-        <w:rPr>
-          <w:sz w:val="16"/>
-          <w:szCs w:val="16"/>
-        </w:rPr>
-        <w:t>null  DEFAULT</w:t>
-      </w:r>
-      <w:proofErr w:type="gramEnd"/>
-      <w:r>
-        <w:rPr>
-          <w:sz w:val="16"/>
-          <w:szCs w:val="16"/>
-        </w:rPr>
-        <w:t xml:space="preserve"> 0 check (</w:t>
-      </w:r>
-      <w:proofErr w:type="gramStart"/>
-      <w:r>
-        <w:rPr>
-          <w:sz w:val="16"/>
-          <w:szCs w:val="16"/>
-        </w:rPr>
-        <w:t>price  &gt;</w:t>
-      </w:r>
-      <w:proofErr w:type="gramEnd"/>
-      <w:r>
-        <w:rPr>
-          <w:sz w:val="16"/>
-          <w:szCs w:val="16"/>
-        </w:rPr>
-        <w:t xml:space="preserve">= </w:t>
-      </w:r>
-      <w:proofErr w:type="gramStart"/>
-      <w:r>
-        <w:rPr>
-          <w:sz w:val="16"/>
-          <w:szCs w:val="16"/>
-        </w:rPr>
-        <w:t>0 )</w:t>
-      </w:r>
-      <w:proofErr w:type="gramEnd"/>
-      <w:r>
-        <w:rPr>
-          <w:sz w:val="16"/>
-          <w:szCs w:val="16"/>
-        </w:rPr>
-        <w:t>,</w:t>
-      </w:r>
-    </w:p>
-    <w:p>
-      <w:pPr>
-        <w:tabs>
-          <w:tab w:val="left" w:pos="1130"/>
-        </w:tabs>
-        <w:rPr>
-          <w:sz w:val="16"/>
-          <w:szCs w:val="16"/>
-        </w:rPr>
-      </w:pPr>
-      <w:r>
-        <w:rPr>
-          <w:sz w:val="16"/>
-          <w:szCs w:val="16"/>
-        </w:rPr>
-        <w:t xml:space="preserve">--     </w:t>
-      </w:r>
-      <w:proofErr w:type="spellStart"/>
-      <w:r>
-        <w:rPr>
-          <w:sz w:val="16"/>
-          <w:szCs w:val="16"/>
-        </w:rPr>
-        <w:t>sales_status</w:t>
-      </w:r>
-      <w:proofErr w:type="spellEnd"/>
-      <w:r>
-        <w:rPr>
-          <w:sz w:val="16"/>
-          <w:szCs w:val="16"/>
-        </w:rPr>
-        <w:t xml:space="preserve"> </w:t>
-      </w:r>
-      <w:proofErr w:type="spellStart"/>
-      <w:r>
-        <w:rPr>
-          <w:sz w:val="16"/>
-          <w:szCs w:val="16"/>
-        </w:rPr>
-        <w:t>sales_status</w:t>
-      </w:r>
-      <w:proofErr w:type="spellEnd"/>
-      <w:r>
-        <w:rPr>
-          <w:sz w:val="16"/>
-          <w:szCs w:val="16"/>
-        </w:rPr>
-        <w:t xml:space="preserve"> not null,</w:t>
-      </w:r>
-    </w:p>
-    <w:p>
-      <w:pPr>
-        <w:tabs>
-          <w:tab w:val="left" w:pos="1130"/>
-        </w:tabs>
-        <w:rPr>
-          <w:sz w:val="16"/>
-          <w:szCs w:val="16"/>
-        </w:rPr>
-      </w:pPr>
-      <w:r>
-        <w:rPr>
-          <w:sz w:val="16"/>
-          <w:szCs w:val="16"/>
-        </w:rPr>
-        <w:t xml:space="preserve">--     </w:t>
-      </w:r>
-      <w:proofErr w:type="spellStart"/>
-      <w:r>
-        <w:rPr>
-          <w:sz w:val="16"/>
-          <w:szCs w:val="16"/>
-        </w:rPr>
-        <w:t>created_at</w:t>
-      </w:r>
-      <w:proofErr w:type="spellEnd"/>
-      <w:r>
-        <w:rPr>
-          <w:sz w:val="16"/>
-          <w:szCs w:val="16"/>
-        </w:rPr>
-        <w:t xml:space="preserve"> TIMESTAMP DEFAULT CURRENT_TIMESTAMP,</w:t>
-      </w:r>
-    </w:p>
-    <w:p>
-      <w:pPr>
-        <w:tabs>
-          <w:tab w:val="left" w:pos="1130"/>
-        </w:tabs>
-        <w:rPr>
-          <w:sz w:val="16"/>
-          <w:szCs w:val="16"/>
-        </w:rPr>
-      </w:pPr>
-      <w:r>
-        <w:rPr>
-          <w:sz w:val="16"/>
-          <w:szCs w:val="16"/>
-        </w:rPr>
-        <w:t xml:space="preserve">--     </w:t>
-      </w:r>
-      <w:proofErr w:type="spellStart"/>
-      <w:r>
-        <w:rPr>
-          <w:sz w:val="16"/>
-          <w:szCs w:val="16"/>
-        </w:rPr>
-        <w:t>modified_by</w:t>
-      </w:r>
-      <w:proofErr w:type="spellEnd"/>
-      <w:r>
-        <w:rPr>
-          <w:sz w:val="16"/>
-          <w:szCs w:val="16"/>
-        </w:rPr>
-        <w:t xml:space="preserve"> int default 0 not null,</w:t>
+        <w:t>-- CREATE TYPE sales_category AS ENUM ('account', 'cod', 'vendor');</w:t>
+      </w:r>
+    </w:p>
+    <w:p>
+      <w:pPr>
+        <w:tabs>
+          <w:tab w:val="left" w:pos="1130"/>
+        </w:tabs>
+        <w:rPr>
+          <w:sz w:val="16"/>
+          <w:szCs w:val="16"/>
+        </w:rPr>
+      </w:pPr>
+      <w:r>
+        <w:rPr>
+          <w:sz w:val="16"/>
+          <w:szCs w:val="16"/>
+        </w:rPr>
+        <w:t>-- CREATE TYPE sales_status AS ENUM ('pending', 'paid', 'deleted');</w:t>
+      </w:r>
+    </w:p>
+    <w:p>
+      <w:pPr>
+        <w:tabs>
+          <w:tab w:val="left" w:pos="1130"/>
+        </w:tabs>
+        <w:rPr>
+          <w:sz w:val="16"/>
+          <w:szCs w:val="16"/>
+        </w:rPr>
+      </w:pPr>
+    </w:p>
+    <w:p>
+      <w:pPr>
+        <w:tabs>
+          <w:tab w:val="left" w:pos="1130"/>
+        </w:tabs>
+        <w:rPr>
+          <w:sz w:val="16"/>
+          <w:szCs w:val="16"/>
+        </w:rPr>
+      </w:pPr>
+      <w:r>
+        <w:rPr>
+          <w:sz w:val="16"/>
+          <w:szCs w:val="16"/>
+        </w:rPr>
+        <w:t xml:space="preserve">-- CREATE TABLE </w:t>
+      </w:r>
+      <w:r>
+        <w:rPr>
+          <w:sz w:val="16"/>
+          <w:szCs w:val="16"/>
+        </w:rPr>
+        <w:t>schema_sales.</w:t>
+      </w:r>
+      <w:r>
+        <w:rPr>
+          <w:sz w:val="16"/>
+          <w:szCs w:val="16"/>
+        </w:rPr>
+        <w:t>Sales (</w:t>
+      </w:r>
+    </w:p>
+    <w:p>
+      <w:pPr>
+        <w:tabs>
+          <w:tab w:val="left" w:pos="1130"/>
+        </w:tabs>
+        <w:rPr>
+          <w:sz w:val="16"/>
+          <w:szCs w:val="16"/>
+        </w:rPr>
+      </w:pPr>
+      <w:r>
+        <w:rPr>
+          <w:sz w:val="16"/>
+          <w:szCs w:val="16"/>
+        </w:rPr>
+        <w:t>--     sales_id INT PRIMARY KEY GENERATED ALWAYS AS IDENTITY,</w:t>
+      </w:r>
+    </w:p>
+    <w:p>
+      <w:pPr>
+        <w:tabs>
+          <w:tab w:val="left" w:pos="1130"/>
+        </w:tabs>
+        <w:rPr>
+          <w:sz w:val="16"/>
+          <w:szCs w:val="16"/>
+        </w:rPr>
+      </w:pPr>
+      <w:r>
+        <w:rPr>
+          <w:sz w:val="16"/>
+          <w:szCs w:val="16"/>
+        </w:rPr>
+        <w:t>--     consumer_name VARCHAR(100) DEFAULT 'tulip',</w:t>
+      </w:r>
+    </w:p>
+    <w:p>
+      <w:pPr>
+        <w:tabs>
+          <w:tab w:val="left" w:pos="1130"/>
+        </w:tabs>
+        <w:rPr>
+          <w:sz w:val="16"/>
+          <w:szCs w:val="16"/>
+        </w:rPr>
+      </w:pPr>
+      <w:r>
+        <w:rPr>
+          <w:sz w:val="16"/>
+          <w:szCs w:val="16"/>
+        </w:rPr>
+        <w:t>--     cust_id INT REFERENCES Customers(cust_id),</w:t>
+      </w:r>
+    </w:p>
+    <w:p>
+      <w:pPr>
+        <w:tabs>
+          <w:tab w:val="left" w:pos="1130"/>
+        </w:tabs>
+        <w:rPr>
+          <w:sz w:val="16"/>
+          <w:szCs w:val="16"/>
+        </w:rPr>
+      </w:pPr>
+      <w:r>
+        <w:rPr>
+          <w:sz w:val="16"/>
+          <w:szCs w:val="16"/>
+        </w:rPr>
+        <w:t>--     sales_type sales_category not null,</w:t>
+      </w:r>
+    </w:p>
+    <w:p>
+      <w:pPr>
+        <w:tabs>
+          <w:tab w:val="left" w:pos="1130"/>
+        </w:tabs>
+        <w:rPr>
+          <w:sz w:val="16"/>
+          <w:szCs w:val="16"/>
+        </w:rPr>
+      </w:pPr>
+      <w:r>
+        <w:rPr>
+          <w:sz w:val="16"/>
+          <w:szCs w:val="16"/>
+        </w:rPr>
+        <w:t>--     litres INT not null DEFAULT 0 check (litres &gt;= 0 ),</w:t>
+      </w:r>
+    </w:p>
+    <w:p>
+      <w:pPr>
+        <w:tabs>
+          <w:tab w:val="left" w:pos="1130"/>
+        </w:tabs>
+        <w:rPr>
+          <w:sz w:val="16"/>
+          <w:szCs w:val="16"/>
+        </w:rPr>
+      </w:pPr>
+      <w:r>
+        <w:rPr>
+          <w:sz w:val="16"/>
+          <w:szCs w:val="16"/>
+        </w:rPr>
+        <w:t>--     bottles INT not null  DEFAULT 0 check (bottles &gt;= 0 ),</w:t>
+      </w:r>
+    </w:p>
+    <w:p>
+      <w:pPr>
+        <w:tabs>
+          <w:tab w:val="left" w:pos="1130"/>
+        </w:tabs>
+        <w:rPr>
+          <w:sz w:val="16"/>
+          <w:szCs w:val="16"/>
+        </w:rPr>
+      </w:pPr>
+      <w:r>
+        <w:rPr>
+          <w:sz w:val="16"/>
+          <w:szCs w:val="16"/>
+        </w:rPr>
+        <w:t>--     price INT not null  DEFAULT 0 check (price  &gt;= 0 ),</w:t>
+      </w:r>
+    </w:p>
+    <w:p>
+      <w:pPr>
+        <w:tabs>
+          <w:tab w:val="left" w:pos="1130"/>
+        </w:tabs>
+        <w:rPr>
+          <w:sz w:val="16"/>
+          <w:szCs w:val="16"/>
+        </w:rPr>
+      </w:pPr>
+      <w:r>
+        <w:rPr>
+          <w:sz w:val="16"/>
+          <w:szCs w:val="16"/>
+        </w:rPr>
+        <w:t>--     sales_status sales_status not null,</w:t>
+      </w:r>
+    </w:p>
+    <w:p>
+      <w:pPr>
+        <w:tabs>
+          <w:tab w:val="left" w:pos="1130"/>
+        </w:tabs>
+        <w:rPr>
+          <w:sz w:val="16"/>
+          <w:szCs w:val="16"/>
+        </w:rPr>
+      </w:pPr>
+      <w:r>
+        <w:rPr>
+          <w:sz w:val="16"/>
+          <w:szCs w:val="16"/>
+        </w:rPr>
+        <w:t>--     created_at TIMESTAMP DEFAULT CURRENT_TIMESTAMP,</w:t>
+      </w:r>
+    </w:p>
+    <w:p>
+      <w:pPr>
+        <w:tabs>
+          <w:tab w:val="left" w:pos="1130"/>
+        </w:tabs>
+        <w:rPr>
+          <w:sz w:val="16"/>
+          <w:szCs w:val="16"/>
+        </w:rPr>
+      </w:pPr>
+      <w:r>
+        <w:rPr>
+          <w:sz w:val="16"/>
+          <w:szCs w:val="16"/>
+        </w:rPr>
+        <w:t>--     modified_by int default 0 not null,</w:t>
       </w:r>
     </w:p>
     <w:p>
@@ -624,39 +302,7 @@
           <w:szCs w:val="16"/>
         </w:rPr>
         <w:tab/>
-        <w:t xml:space="preserve">   </w:t>
-      </w:r>
-      <w:proofErr w:type="spellStart"/>
-      <w:r>
-        <w:rPr>
-          <w:sz w:val="16"/>
-          <w:szCs w:val="16"/>
-        </w:rPr>
-        <w:t>modified_at</w:t>
-      </w:r>
-      <w:proofErr w:type="spellEnd"/>
-      <w:r>
-        <w:rPr>
-          <w:sz w:val="16"/>
-          <w:szCs w:val="16"/>
-        </w:rPr>
-        <w:t xml:space="preserve"> timestamp default </w:t>
-      </w:r>
-      <w:proofErr w:type="gramStart"/>
-      <w:r>
-        <w:rPr>
-          <w:sz w:val="16"/>
-          <w:szCs w:val="16"/>
-        </w:rPr>
-        <w:t>now(</w:t>
-      </w:r>
-      <w:proofErr w:type="gramEnd"/>
-      <w:r>
-        <w:rPr>
-          <w:sz w:val="16"/>
-          <w:szCs w:val="16"/>
-        </w:rPr>
-        <w:t>) not null,</w:t>
+        <w:t xml:space="preserve">   modified_at timestamp default now() not null,</w:t>
       </w:r>
     </w:p>
     <w:p>
@@ -682,55 +328,7 @@
           <w:szCs w:val="16"/>
         </w:rPr>
         <w:tab/>
-        <w:t xml:space="preserve">   constraint </w:t>
-      </w:r>
-      <w:proofErr w:type="spellStart"/>
-      <w:r>
-        <w:rPr>
-          <w:sz w:val="16"/>
-          <w:szCs w:val="16"/>
-        </w:rPr>
-        <w:t>fk_sales_modified_by</w:t>
-      </w:r>
-      <w:proofErr w:type="spellEnd"/>
-      <w:r>
-        <w:rPr>
-          <w:sz w:val="16"/>
-          <w:szCs w:val="16"/>
-        </w:rPr>
-        <w:t xml:space="preserve"> FOREIGN KEY (</w:t>
-      </w:r>
-      <w:proofErr w:type="spellStart"/>
-      <w:r>
-        <w:rPr>
-          <w:sz w:val="16"/>
-          <w:szCs w:val="16"/>
-        </w:rPr>
-        <w:t>modified_by</w:t>
-      </w:r>
-      <w:proofErr w:type="spellEnd"/>
-      <w:r>
-        <w:rPr>
-          <w:sz w:val="16"/>
-          <w:szCs w:val="16"/>
-        </w:rPr>
-        <w:t>) REFERENCES users (</w:t>
-      </w:r>
-      <w:proofErr w:type="spellStart"/>
-      <w:r>
-        <w:rPr>
-          <w:sz w:val="16"/>
-          <w:szCs w:val="16"/>
-        </w:rPr>
-        <w:t>user_id</w:t>
-      </w:r>
-      <w:proofErr w:type="spellEnd"/>
-      <w:r>
-        <w:rPr>
-          <w:sz w:val="16"/>
-          <w:szCs w:val="16"/>
-        </w:rPr>
-        <w:t>)</w:t>
+        <w:t xml:space="preserve">   constraint fk_sales_modified_by FOREIGN KEY (modified_by) REFERENCES users (user_id)</w:t>
       </w:r>
     </w:p>
     <w:p>
@@ -917,7 +515,7 @@
           <v:shape id="_x0000_i1025" type="#_x0000_t75" style="width:468pt;height:656.6pt" o:ole="">
             <v:imagedata r:id="rId4" o:title=""/>
           </v:shape>
-          <o:OLEObject Type="Embed" ProgID="Word.Document.12" ShapeID="_x0000_i1025" DrawAspect="Content" ObjectID="_1835201666" r:id="rId5">
+          <o:OLEObject Type="Embed" ProgID="Word.Document.12" ShapeID="_x0000_i1025" DrawAspect="Content" ObjectID="_1835283810" r:id="rId5">
             <o:FieldCodes>\s</o:FieldCodes>
           </o:OLEObject>
         </w:object>

--- a/database_migrations/version_1/sales_schemas.docx
+++ b/database_migrations/version_1/sales_schemas.docx
@@ -35,300 +35,597 @@
           <w:sz w:val="16"/>
           <w:szCs w:val="16"/>
         </w:rPr>
-        <w:t>-- CREATE TYPE sales_category AS ENUM ('account', 'cod', 'vendor');</w:t>
-      </w:r>
-    </w:p>
-    <w:p>
-      <w:pPr>
-        <w:tabs>
-          <w:tab w:val="left" w:pos="1130"/>
-        </w:tabs>
-        <w:rPr>
-          <w:sz w:val="16"/>
-          <w:szCs w:val="16"/>
-        </w:rPr>
-      </w:pPr>
-      <w:r>
-        <w:rPr>
-          <w:sz w:val="16"/>
-          <w:szCs w:val="16"/>
-        </w:rPr>
-        <w:t>-- CREATE TYPE sales_status AS ENUM ('pending', 'paid', 'deleted');</w:t>
-      </w:r>
-    </w:p>
-    <w:p>
-      <w:pPr>
-        <w:tabs>
-          <w:tab w:val="left" w:pos="1130"/>
-        </w:tabs>
-        <w:rPr>
-          <w:sz w:val="16"/>
-          <w:szCs w:val="16"/>
-        </w:rPr>
-      </w:pPr>
-    </w:p>
-    <w:p>
-      <w:pPr>
-        <w:tabs>
-          <w:tab w:val="left" w:pos="1130"/>
-        </w:tabs>
-        <w:rPr>
-          <w:sz w:val="16"/>
-          <w:szCs w:val="16"/>
-        </w:rPr>
-      </w:pPr>
-      <w:r>
-        <w:rPr>
-          <w:sz w:val="16"/>
-          <w:szCs w:val="16"/>
-        </w:rPr>
-        <w:t xml:space="preserve">-- CREATE TABLE </w:t>
-      </w:r>
-      <w:r>
-        <w:rPr>
-          <w:sz w:val="16"/>
-          <w:szCs w:val="16"/>
-        </w:rPr>
-        <w:t>schema_sales.</w:t>
-      </w:r>
-      <w:r>
-        <w:rPr>
-          <w:sz w:val="16"/>
-          <w:szCs w:val="16"/>
-        </w:rPr>
-        <w:t>Sales (</w:t>
-      </w:r>
-    </w:p>
-    <w:p>
-      <w:pPr>
-        <w:tabs>
-          <w:tab w:val="left" w:pos="1130"/>
-        </w:tabs>
-        <w:rPr>
-          <w:sz w:val="16"/>
-          <w:szCs w:val="16"/>
-        </w:rPr>
-      </w:pPr>
-      <w:r>
-        <w:rPr>
-          <w:sz w:val="16"/>
-          <w:szCs w:val="16"/>
-        </w:rPr>
-        <w:t>--     sales_id INT PRIMARY KEY GENERATED ALWAYS AS IDENTITY,</w:t>
-      </w:r>
-    </w:p>
-    <w:p>
-      <w:pPr>
-        <w:tabs>
-          <w:tab w:val="left" w:pos="1130"/>
-        </w:tabs>
-        <w:rPr>
-          <w:sz w:val="16"/>
-          <w:szCs w:val="16"/>
-        </w:rPr>
-      </w:pPr>
-      <w:r>
-        <w:rPr>
-          <w:sz w:val="16"/>
-          <w:szCs w:val="16"/>
-        </w:rPr>
-        <w:t>--     consumer_name VARCHAR(100) DEFAULT 'tulip',</w:t>
-      </w:r>
-    </w:p>
-    <w:p>
-      <w:pPr>
-        <w:tabs>
-          <w:tab w:val="left" w:pos="1130"/>
-        </w:tabs>
-        <w:rPr>
-          <w:sz w:val="16"/>
-          <w:szCs w:val="16"/>
-        </w:rPr>
-      </w:pPr>
-      <w:r>
-        <w:rPr>
-          <w:sz w:val="16"/>
-          <w:szCs w:val="16"/>
-        </w:rPr>
-        <w:t>--     cust_id INT REFERENCES Customers(cust_id),</w:t>
-      </w:r>
-    </w:p>
-    <w:p>
-      <w:pPr>
-        <w:tabs>
-          <w:tab w:val="left" w:pos="1130"/>
-        </w:tabs>
-        <w:rPr>
-          <w:sz w:val="16"/>
-          <w:szCs w:val="16"/>
-        </w:rPr>
-      </w:pPr>
-      <w:r>
-        <w:rPr>
-          <w:sz w:val="16"/>
-          <w:szCs w:val="16"/>
-        </w:rPr>
-        <w:t>--     sales_type sales_category not null,</w:t>
-      </w:r>
-    </w:p>
-    <w:p>
-      <w:pPr>
-        <w:tabs>
-          <w:tab w:val="left" w:pos="1130"/>
-        </w:tabs>
-        <w:rPr>
-          <w:sz w:val="16"/>
-          <w:szCs w:val="16"/>
-        </w:rPr>
-      </w:pPr>
-      <w:r>
-        <w:rPr>
-          <w:sz w:val="16"/>
-          <w:szCs w:val="16"/>
-        </w:rPr>
-        <w:t>--     litres INT not null DEFAULT 0 check (litres &gt;= 0 ),</w:t>
-      </w:r>
-    </w:p>
-    <w:p>
-      <w:pPr>
-        <w:tabs>
-          <w:tab w:val="left" w:pos="1130"/>
-        </w:tabs>
-        <w:rPr>
-          <w:sz w:val="16"/>
-          <w:szCs w:val="16"/>
-        </w:rPr>
-      </w:pPr>
-      <w:r>
-        <w:rPr>
-          <w:sz w:val="16"/>
-          <w:szCs w:val="16"/>
-        </w:rPr>
-        <w:t>--     bottles INT not null  DEFAULT 0 check (bottles &gt;= 0 ),</w:t>
-      </w:r>
-    </w:p>
-    <w:p>
-      <w:pPr>
-        <w:tabs>
-          <w:tab w:val="left" w:pos="1130"/>
-        </w:tabs>
-        <w:rPr>
-          <w:sz w:val="16"/>
-          <w:szCs w:val="16"/>
-        </w:rPr>
-      </w:pPr>
-      <w:r>
-        <w:rPr>
-          <w:sz w:val="16"/>
-          <w:szCs w:val="16"/>
-        </w:rPr>
-        <w:t>--     price INT not null  DEFAULT 0 check (price  &gt;= 0 ),</w:t>
-      </w:r>
-    </w:p>
-    <w:p>
-      <w:pPr>
-        <w:tabs>
-          <w:tab w:val="left" w:pos="1130"/>
-        </w:tabs>
-        <w:rPr>
-          <w:sz w:val="16"/>
-          <w:szCs w:val="16"/>
-        </w:rPr>
-      </w:pPr>
-      <w:r>
-        <w:rPr>
-          <w:sz w:val="16"/>
-          <w:szCs w:val="16"/>
-        </w:rPr>
-        <w:t>--     sales_status sales_status not null,</w:t>
-      </w:r>
-    </w:p>
-    <w:p>
-      <w:pPr>
-        <w:tabs>
-          <w:tab w:val="left" w:pos="1130"/>
-        </w:tabs>
-        <w:rPr>
-          <w:sz w:val="16"/>
-          <w:szCs w:val="16"/>
-        </w:rPr>
-      </w:pPr>
-      <w:r>
-        <w:rPr>
-          <w:sz w:val="16"/>
-          <w:szCs w:val="16"/>
-        </w:rPr>
-        <w:t>--     created_at TIMESTAMP DEFAULT CURRENT_TIMESTAMP,</w:t>
-      </w:r>
-    </w:p>
-    <w:p>
-      <w:pPr>
-        <w:tabs>
-          <w:tab w:val="left" w:pos="1130"/>
-        </w:tabs>
-        <w:rPr>
-          <w:sz w:val="16"/>
-          <w:szCs w:val="16"/>
-        </w:rPr>
-      </w:pPr>
-      <w:r>
-        <w:rPr>
-          <w:sz w:val="16"/>
-          <w:szCs w:val="16"/>
-        </w:rPr>
-        <w:t>--     modified_by int default 0 not null,</w:t>
-      </w:r>
-    </w:p>
-    <w:p>
-      <w:pPr>
-        <w:tabs>
-          <w:tab w:val="left" w:pos="1130"/>
-        </w:tabs>
-        <w:rPr>
-          <w:sz w:val="16"/>
-          <w:szCs w:val="16"/>
-        </w:rPr>
-      </w:pPr>
-      <w:r>
-        <w:rPr>
-          <w:sz w:val="16"/>
-          <w:szCs w:val="16"/>
-        </w:rPr>
-        <w:t xml:space="preserve">-- </w:t>
-      </w:r>
+        <w:t xml:space="preserve">-- CREATE TYPE </w:t>
+      </w:r>
+      <w:proofErr w:type="spellStart"/>
+      <w:r>
+        <w:rPr>
+          <w:sz w:val="16"/>
+          <w:szCs w:val="16"/>
+        </w:rPr>
+        <w:t>sales_category</w:t>
+      </w:r>
+      <w:proofErr w:type="spellEnd"/>
+      <w:r>
+        <w:rPr>
+          <w:sz w:val="16"/>
+          <w:szCs w:val="16"/>
+        </w:rPr>
+        <w:t xml:space="preserve"> AS ENUM ('account', 'cod', 'vendor');</w:t>
+      </w:r>
+    </w:p>
+    <w:p>
+      <w:pPr>
+        <w:tabs>
+          <w:tab w:val="left" w:pos="1130"/>
+        </w:tabs>
+        <w:rPr>
+          <w:sz w:val="16"/>
+          <w:szCs w:val="16"/>
+        </w:rPr>
+      </w:pPr>
+      <w:r>
+        <w:rPr>
+          <w:sz w:val="16"/>
+          <w:szCs w:val="16"/>
+        </w:rPr>
+        <w:t xml:space="preserve">-- CREATE TYPE </w:t>
+      </w:r>
+      <w:proofErr w:type="spellStart"/>
+      <w:r>
+        <w:rPr>
+          <w:sz w:val="16"/>
+          <w:szCs w:val="16"/>
+        </w:rPr>
+        <w:t>sales_status</w:t>
+      </w:r>
+      <w:proofErr w:type="spellEnd"/>
+      <w:r>
+        <w:rPr>
+          <w:sz w:val="16"/>
+          <w:szCs w:val="16"/>
+        </w:rPr>
+        <w:t xml:space="preserve"> AS ENUM ('pending', 'paid', 'deleted');</w:t>
+      </w:r>
+    </w:p>
+    <w:p>
+      <w:pPr>
+        <w:tabs>
+          <w:tab w:val="left" w:pos="1130"/>
+        </w:tabs>
+        <w:rPr>
+          <w:sz w:val="16"/>
+          <w:szCs w:val="16"/>
+        </w:rPr>
+      </w:pPr>
+      <w:r>
+        <w:rPr>
+          <w:sz w:val="16"/>
+          <w:szCs w:val="16"/>
+        </w:rPr>
+        <w:t xml:space="preserve">CREATE TABLE </w:t>
+      </w:r>
+      <w:proofErr w:type="spellStart"/>
+      <w:r>
+        <w:rPr>
+          <w:sz w:val="16"/>
+          <w:szCs w:val="16"/>
+        </w:rPr>
+        <w:t>schema_sales.Sales</w:t>
+      </w:r>
+      <w:proofErr w:type="spellEnd"/>
+      <w:r>
+        <w:rPr>
+          <w:sz w:val="16"/>
+          <w:szCs w:val="16"/>
+        </w:rPr>
+        <w:t xml:space="preserve"> (</w:t>
+      </w:r>
+    </w:p>
+    <w:p>
+      <w:pPr>
+        <w:tabs>
+          <w:tab w:val="left" w:pos="1130"/>
+        </w:tabs>
+        <w:rPr>
+          <w:sz w:val="16"/>
+          <w:szCs w:val="16"/>
+        </w:rPr>
+      </w:pPr>
+      <w:r>
+        <w:rPr>
+          <w:sz w:val="16"/>
+          <w:szCs w:val="16"/>
+        </w:rPr>
+        <w:t xml:space="preserve">    </w:t>
+      </w:r>
+      <w:proofErr w:type="spellStart"/>
+      <w:r>
+        <w:rPr>
+          <w:sz w:val="16"/>
+          <w:szCs w:val="16"/>
+        </w:rPr>
+        <w:t>sales_id</w:t>
+      </w:r>
+      <w:proofErr w:type="spellEnd"/>
+      <w:r>
+        <w:rPr>
+          <w:sz w:val="16"/>
+          <w:szCs w:val="16"/>
+        </w:rPr>
+        <w:t xml:space="preserve"> INT PRIMARY KEY GENERATED ALWAYS AS IDENTITY,</w:t>
+      </w:r>
+    </w:p>
+    <w:p>
+      <w:pPr>
+        <w:tabs>
+          <w:tab w:val="left" w:pos="1130"/>
+        </w:tabs>
+        <w:rPr>
+          <w:sz w:val="16"/>
+          <w:szCs w:val="16"/>
+        </w:rPr>
+      </w:pPr>
+      <w:r>
+        <w:rPr>
+          <w:sz w:val="16"/>
+          <w:szCs w:val="16"/>
+        </w:rPr>
+        <w:t xml:space="preserve">    </w:t>
+      </w:r>
+      <w:proofErr w:type="spellStart"/>
+      <w:r>
+        <w:rPr>
+          <w:sz w:val="16"/>
+          <w:szCs w:val="16"/>
+        </w:rPr>
+        <w:t>consumer_name</w:t>
+      </w:r>
+      <w:proofErr w:type="spellEnd"/>
+      <w:r>
+        <w:rPr>
+          <w:sz w:val="16"/>
+          <w:szCs w:val="16"/>
+        </w:rPr>
+        <w:t xml:space="preserve"> VARCHAR(100) DEFAULT 'tulip',</w:t>
+      </w:r>
+    </w:p>
+    <w:p>
+      <w:pPr>
+        <w:tabs>
+          <w:tab w:val="left" w:pos="1130"/>
+        </w:tabs>
+        <w:rPr>
+          <w:sz w:val="16"/>
+          <w:szCs w:val="16"/>
+        </w:rPr>
+      </w:pPr>
+      <w:r>
+        <w:rPr>
+          <w:sz w:val="16"/>
+          <w:szCs w:val="16"/>
+        </w:rPr>
+        <w:t xml:space="preserve">    </w:t>
+      </w:r>
+      <w:proofErr w:type="spellStart"/>
+      <w:r>
+        <w:rPr>
+          <w:sz w:val="16"/>
+          <w:szCs w:val="16"/>
+        </w:rPr>
+        <w:t>cust_id</w:t>
+      </w:r>
+      <w:proofErr w:type="spellEnd"/>
+      <w:r>
+        <w:rPr>
+          <w:sz w:val="16"/>
+          <w:szCs w:val="16"/>
+        </w:rPr>
+        <w:t xml:space="preserve"> INT REFERENCES </w:t>
+      </w:r>
+      <w:proofErr w:type="spellStart"/>
+      <w:r>
+        <w:rPr>
+          <w:sz w:val="16"/>
+          <w:szCs w:val="16"/>
+        </w:rPr>
+        <w:t>schema_customers.customers</w:t>
+      </w:r>
+      <w:proofErr w:type="spellEnd"/>
+      <w:r>
+        <w:rPr>
+          <w:sz w:val="16"/>
+          <w:szCs w:val="16"/>
+        </w:rPr>
+        <w:t>(</w:t>
+      </w:r>
+      <w:proofErr w:type="spellStart"/>
+      <w:r>
+        <w:rPr>
+          <w:sz w:val="16"/>
+          <w:szCs w:val="16"/>
+        </w:rPr>
+        <w:t>cust_id</w:t>
+      </w:r>
+      <w:proofErr w:type="spellEnd"/>
+      <w:r>
+        <w:rPr>
+          <w:sz w:val="16"/>
+          <w:szCs w:val="16"/>
+        </w:rPr>
+        <w:t>),</w:t>
+      </w:r>
+    </w:p>
+    <w:p>
+      <w:pPr>
+        <w:tabs>
+          <w:tab w:val="left" w:pos="1130"/>
+        </w:tabs>
+        <w:rPr>
+          <w:sz w:val="16"/>
+          <w:szCs w:val="16"/>
+        </w:rPr>
+      </w:pPr>
+      <w:r>
+        <w:rPr>
+          <w:sz w:val="16"/>
+          <w:szCs w:val="16"/>
+        </w:rPr>
+        <w:t xml:space="preserve">    </w:t>
+      </w:r>
+      <w:proofErr w:type="spellStart"/>
+      <w:r>
+        <w:rPr>
+          <w:sz w:val="16"/>
+          <w:szCs w:val="16"/>
+        </w:rPr>
+        <w:t>sales_type</w:t>
+      </w:r>
+      <w:proofErr w:type="spellEnd"/>
+      <w:r>
+        <w:rPr>
+          <w:sz w:val="16"/>
+          <w:szCs w:val="16"/>
+        </w:rPr>
+        <w:t xml:space="preserve"> </w:t>
+      </w:r>
+      <w:proofErr w:type="spellStart"/>
+      <w:r>
+        <w:rPr>
+          <w:sz w:val="16"/>
+          <w:szCs w:val="16"/>
+        </w:rPr>
+        <w:t>sales_category</w:t>
+      </w:r>
+      <w:proofErr w:type="spellEnd"/>
+      <w:r>
+        <w:rPr>
+          <w:sz w:val="16"/>
+          <w:szCs w:val="16"/>
+        </w:rPr>
+        <w:t xml:space="preserve"> not null,</w:t>
+      </w:r>
+    </w:p>
+    <w:p>
+      <w:pPr>
+        <w:tabs>
+          <w:tab w:val="left" w:pos="1130"/>
+        </w:tabs>
+        <w:rPr>
+          <w:sz w:val="16"/>
+          <w:szCs w:val="16"/>
+        </w:rPr>
+      </w:pPr>
+      <w:r>
+        <w:rPr>
+          <w:sz w:val="16"/>
+          <w:szCs w:val="16"/>
+        </w:rPr>
+        <w:t xml:space="preserve">    </w:t>
+      </w:r>
+      <w:proofErr w:type="spellStart"/>
+      <w:r>
+        <w:rPr>
+          <w:sz w:val="16"/>
+          <w:szCs w:val="16"/>
+        </w:rPr>
+        <w:t>litres</w:t>
+      </w:r>
+      <w:proofErr w:type="spellEnd"/>
+      <w:r>
+        <w:rPr>
+          <w:sz w:val="16"/>
+          <w:szCs w:val="16"/>
+        </w:rPr>
+        <w:t xml:space="preserve"> INT  DEFAULT 0 check (</w:t>
+      </w:r>
+      <w:proofErr w:type="spellStart"/>
+      <w:r>
+        <w:rPr>
+          <w:sz w:val="16"/>
+          <w:szCs w:val="16"/>
+        </w:rPr>
+        <w:t>litres</w:t>
+      </w:r>
+      <w:proofErr w:type="spellEnd"/>
+      <w:r>
+        <w:rPr>
+          <w:sz w:val="16"/>
+          <w:szCs w:val="16"/>
+        </w:rPr>
+        <w:t xml:space="preserve"> &gt;= 0 ),</w:t>
+      </w:r>
+    </w:p>
+    <w:p>
+      <w:pPr>
+        <w:tabs>
+          <w:tab w:val="left" w:pos="1130"/>
+        </w:tabs>
+        <w:rPr>
+          <w:sz w:val="16"/>
+          <w:szCs w:val="16"/>
+        </w:rPr>
+      </w:pPr>
+      <w:r>
+        <w:rPr>
+          <w:sz w:val="16"/>
+          <w:szCs w:val="16"/>
+        </w:rPr>
+        <w:t xml:space="preserve">    bottles INT  DEFAULT 0 check (bottles &gt;= 0 ),</w:t>
+      </w:r>
+    </w:p>
+    <w:p>
+      <w:pPr>
+        <w:tabs>
+          <w:tab w:val="left" w:pos="1130"/>
+        </w:tabs>
+        <w:rPr>
+          <w:sz w:val="16"/>
+          <w:szCs w:val="16"/>
+        </w:rPr>
+      </w:pPr>
+      <w:r>
+        <w:rPr>
+          <w:sz w:val="16"/>
+          <w:szCs w:val="16"/>
+        </w:rPr>
+        <w:t xml:space="preserve">    price INT not null  DEFAULT 0 check (price  &gt;= 0 ),</w:t>
+      </w:r>
+    </w:p>
+    <w:p>
+      <w:pPr>
+        <w:tabs>
+          <w:tab w:val="left" w:pos="1130"/>
+        </w:tabs>
+        <w:rPr>
+          <w:sz w:val="16"/>
+          <w:szCs w:val="16"/>
+        </w:rPr>
+      </w:pPr>
+      <w:r>
+        <w:rPr>
+          <w:sz w:val="16"/>
+          <w:szCs w:val="16"/>
+        </w:rPr>
+        <w:t xml:space="preserve">    </w:t>
+      </w:r>
+      <w:proofErr w:type="spellStart"/>
+      <w:r>
+        <w:rPr>
+          <w:sz w:val="16"/>
+          <w:szCs w:val="16"/>
+        </w:rPr>
+        <w:t>sales_status</w:t>
+      </w:r>
+      <w:proofErr w:type="spellEnd"/>
+      <w:r>
+        <w:rPr>
+          <w:sz w:val="16"/>
+          <w:szCs w:val="16"/>
+        </w:rPr>
+        <w:t xml:space="preserve"> </w:t>
+      </w:r>
+      <w:proofErr w:type="spellStart"/>
+      <w:r>
+        <w:rPr>
+          <w:sz w:val="16"/>
+          <w:szCs w:val="16"/>
+        </w:rPr>
+        <w:t>sales_status</w:t>
+      </w:r>
+      <w:proofErr w:type="spellEnd"/>
+      <w:r>
+        <w:rPr>
+          <w:sz w:val="16"/>
+          <w:szCs w:val="16"/>
+        </w:rPr>
+        <w:t xml:space="preserve"> not null,</w:t>
+      </w:r>
+    </w:p>
+    <w:p>
+      <w:pPr>
+        <w:tabs>
+          <w:tab w:val="left" w:pos="1130"/>
+        </w:tabs>
+        <w:rPr>
+          <w:sz w:val="16"/>
+          <w:szCs w:val="16"/>
+        </w:rPr>
+      </w:pPr>
+      <w:r>
+        <w:rPr>
+          <w:sz w:val="16"/>
+          <w:szCs w:val="16"/>
+        </w:rPr>
+        <w:t xml:space="preserve">    </w:t>
+      </w:r>
+      <w:proofErr w:type="spellStart"/>
+      <w:r>
+        <w:rPr>
+          <w:sz w:val="16"/>
+          <w:szCs w:val="16"/>
+        </w:rPr>
+        <w:t>created_at</w:t>
+      </w:r>
+      <w:proofErr w:type="spellEnd"/>
+      <w:r>
+        <w:rPr>
+          <w:sz w:val="16"/>
+          <w:szCs w:val="16"/>
+        </w:rPr>
+        <w:t xml:space="preserve"> TIMESTAMP DEFAULT CURRENT_TIMESTAMP,</w:t>
+      </w:r>
+    </w:p>
+    <w:p>
+      <w:pPr>
+        <w:tabs>
+          <w:tab w:val="left" w:pos="1130"/>
+        </w:tabs>
+        <w:rPr>
+          <w:sz w:val="16"/>
+          <w:szCs w:val="16"/>
+        </w:rPr>
+      </w:pPr>
+      <w:r>
+        <w:rPr>
+          <w:sz w:val="16"/>
+          <w:szCs w:val="16"/>
+        </w:rPr>
+        <w:t xml:space="preserve">    </w:t>
+      </w:r>
+      <w:proofErr w:type="spellStart"/>
+      <w:r>
+        <w:rPr>
+          <w:sz w:val="16"/>
+          <w:szCs w:val="16"/>
+        </w:rPr>
+        <w:t>modified_by</w:t>
+      </w:r>
+      <w:proofErr w:type="spellEnd"/>
+      <w:r>
+        <w:rPr>
+          <w:sz w:val="16"/>
+          <w:szCs w:val="16"/>
+        </w:rPr>
+        <w:t xml:space="preserve"> int default 0 not null,</w:t>
+      </w:r>
+    </w:p>
+    <w:p>
+      <w:pPr>
+        <w:tabs>
+          <w:tab w:val="left" w:pos="1130"/>
+        </w:tabs>
+        <w:rPr>
+          <w:sz w:val="16"/>
+          <w:szCs w:val="16"/>
+        </w:rPr>
+      </w:pPr>
       <w:r>
         <w:rPr>
           <w:sz w:val="16"/>
           <w:szCs w:val="16"/>
         </w:rPr>
         <w:tab/>
-        <w:t xml:space="preserve">   modified_at timestamp default now() not null,</w:t>
-      </w:r>
-    </w:p>
-    <w:p>
-      <w:pPr>
-        <w:tabs>
-          <w:tab w:val="left" w:pos="1130"/>
-        </w:tabs>
-        <w:rPr>
-          <w:sz w:val="16"/>
-          <w:szCs w:val="16"/>
-        </w:rPr>
-      </w:pPr>
-      <w:r>
-        <w:rPr>
-          <w:sz w:val="16"/>
-          <w:szCs w:val="16"/>
-        </w:rPr>
-        <w:t xml:space="preserve">-- </w:t>
-      </w:r>
+        <w:t xml:space="preserve">   </w:t>
+      </w:r>
+      <w:proofErr w:type="spellStart"/>
+      <w:r>
+        <w:rPr>
+          <w:sz w:val="16"/>
+          <w:szCs w:val="16"/>
+        </w:rPr>
+        <w:t>modified_at</w:t>
+      </w:r>
+      <w:proofErr w:type="spellEnd"/>
+      <w:r>
+        <w:rPr>
+          <w:sz w:val="16"/>
+          <w:szCs w:val="16"/>
+        </w:rPr>
+        <w:t xml:space="preserve"> timestamp default now() not null,</w:t>
+      </w:r>
+    </w:p>
+    <w:p>
+      <w:pPr>
+        <w:tabs>
+          <w:tab w:val="left" w:pos="1130"/>
+        </w:tabs>
+        <w:rPr>
+          <w:sz w:val="16"/>
+          <w:szCs w:val="16"/>
+        </w:rPr>
+      </w:pPr>
       <w:r>
         <w:rPr>
           <w:sz w:val="16"/>
           <w:szCs w:val="16"/>
         </w:rPr>
         <w:tab/>
-        <w:t xml:space="preserve">   constraint fk_sales_modified_by FOREIGN KEY (modified_by) REFERENCES users (user_id)</w:t>
+        <w:t xml:space="preserve">   constraint </w:t>
+      </w:r>
+      <w:proofErr w:type="spellStart"/>
+      <w:r>
+        <w:rPr>
+          <w:sz w:val="16"/>
+          <w:szCs w:val="16"/>
+        </w:rPr>
+        <w:t>fk_sales_modified_by</w:t>
+      </w:r>
+      <w:proofErr w:type="spellEnd"/>
+      <w:r>
+        <w:rPr>
+          <w:sz w:val="16"/>
+          <w:szCs w:val="16"/>
+        </w:rPr>
+        <w:t xml:space="preserve"> FOREIGN KEY (</w:t>
+      </w:r>
+      <w:proofErr w:type="spellStart"/>
+      <w:r>
+        <w:rPr>
+          <w:sz w:val="16"/>
+          <w:szCs w:val="16"/>
+        </w:rPr>
+        <w:t>modified_by</w:t>
+      </w:r>
+      <w:proofErr w:type="spellEnd"/>
+      <w:r>
+        <w:rPr>
+          <w:sz w:val="16"/>
+          <w:szCs w:val="16"/>
+        </w:rPr>
+        <w:t xml:space="preserve">) REFERENCES </w:t>
+      </w:r>
+      <w:proofErr w:type="spellStart"/>
+      <w:r>
+        <w:rPr>
+          <w:sz w:val="16"/>
+          <w:szCs w:val="16"/>
+        </w:rPr>
+        <w:t>schema_users.users</w:t>
+      </w:r>
+      <w:proofErr w:type="spellEnd"/>
+      <w:r>
+        <w:rPr>
+          <w:sz w:val="16"/>
+          <w:szCs w:val="16"/>
+        </w:rPr>
+        <w:t xml:space="preserve"> (</w:t>
+      </w:r>
+      <w:proofErr w:type="spellStart"/>
+      <w:r>
+        <w:rPr>
+          <w:sz w:val="16"/>
+          <w:szCs w:val="16"/>
+        </w:rPr>
+        <w:t>user_id</w:t>
+      </w:r>
+      <w:proofErr w:type="spellEnd"/>
+      <w:r>
+        <w:rPr>
+          <w:sz w:val="16"/>
+          <w:szCs w:val="16"/>
+        </w:rPr>
+        <w:t>)</w:t>
       </w:r>
     </w:p>
     <w:p>
@@ -364,19 +661,8 @@
           <w:sz w:val="16"/>
           <w:szCs w:val="16"/>
         </w:rPr>
-        <w:t>-- );</w:t>
-      </w:r>
-    </w:p>
-    <w:p>
-      <w:pPr>
-        <w:tabs>
-          <w:tab w:val="left" w:pos="1130"/>
-        </w:tabs>
-        <w:rPr>
-          <w:sz w:val="16"/>
-          <w:szCs w:val="16"/>
-        </w:rPr>
-      </w:pPr>
+        <w:t>);</w:t>
+      </w:r>
     </w:p>
     <w:p>
       <w:pPr>
@@ -512,10 +798,10 @@
             <v:path o:extrusionok="f" gradientshapeok="t" o:connecttype="rect"/>
             <o:lock v:ext="edit" aspectratio="t"/>
           </v:shapetype>
-          <v:shape id="_x0000_i1025" type="#_x0000_t75" style="width:468pt;height:656.6pt" o:ole="">
+          <v:shape id="_x0000_i1025" type="#_x0000_t75" style="width:468pt;height:656.65pt" o:ole="">
             <v:imagedata r:id="rId4" o:title=""/>
           </v:shape>
-          <o:OLEObject Type="Embed" ProgID="Word.Document.12" ShapeID="_x0000_i1025" DrawAspect="Content" ObjectID="_1835283810" r:id="rId5">
+          <o:OLEObject Type="Embed" ProgID="Word.Document.12" ShapeID="_x0000_i1025" DrawAspect="Content" ObjectID="_1835578699" r:id="rId5">
             <o:FieldCodes>\s</o:FieldCodes>
           </o:OLEObject>
         </w:object>
